--- a/Законы/Измененные_ACT/ACT. 002 — Развёрнутая редакция для чтения.docx
+++ b/Законы/Измененные_ACT/ACT. 002 — Развёрнутая редакция для чтения.docx
@@ -6181,1902 +6181,51 @@
           <w:i w:val="0"/>
           <w:u w:val="none"/>
         </w:rPr>
-        <w:t xml:space="preserve">а) В случае задержания неприкосновенного лица за совершение им преступления, связанного с посягательством на чью-либо жизнь, оно должно быть незамедлительно доставлено в ближайший участок LSPD, участок LSCSD или штаб-квартиру FIB для дальнейшего разбирательства; о задержании немедленно уведомляется ОГП в порядке </w:t>
-      </w:r>
+        <w:t>а) В случае задержания неприкосновенного лица за совершение им преступления, связанного с посягательством на чью-либо жизнь, оно должно быть незамедлительно доставлено в ближайший участок LSPD, участок LSCSD или штаб-квартиру FIB для дальнейшего разбирательства; о задержании немедленно уведомляется ОГП в порядке, установленном действующим законодательством штата San-Andreas;</w:t>
+      </w:r>
+    </w:p>
+    <w:p>
+      <w:pPr>
+        <w:spacing w:after="40"/>
+      </w:pPr>
       <w:r>
         <w:rPr>
           <w:b w:val="0"/>
           <w:i w:val="0"/>
-          <w:color w:val="1F3A93"/>
-          <w:u w:val="single"/>
-        </w:rPr>
-        <w:t>статьи 19 Процессуального кодекса штата San-Andreas</w:t>
-      </w:r>
+          <w:u w:val="none"/>
+        </w:rPr>
+        <w:t>б) По прибытии в правоохранительный орган о факте задержания лица, обладающего статусом неприкосновенности, любым доступным способом должны быть уведомлены лица, которые уполномочены на выдачу ордеров SI и AS в отношении задержанного лица в соответствии с действующим законодательством штата San-Andreas;</w:t>
+      </w:r>
+    </w:p>
+    <w:p>
+      <w:pPr>
+        <w:spacing w:after="40"/>
+      </w:pPr>
       <w:r>
         <w:rPr>
           <w:b w:val="0"/>
           <w:i w:val="0"/>
           <w:u w:val="none"/>
         </w:rPr>
-        <w:t>;</w:t>
+        <w:t>в) Указанные лица, ознакомившись с материалами, доказывающими совершение преступления, принимают решение о выдаче ордера SI и (или) ордера AS и о проведении дальнейшей процедуры в соответствии с действующим законодательством штата San-Andreas. Если в течение 1 часа с момента задержания ордер не выдан, задержанное лицо подлежит освобождению, а материалы передаются в ОГП;</w:t>
       </w:r>
     </w:p>
     <w:p>
       <w:pPr>
-        <w:spacing w:after="0" w:before="0"/>
-        <w:ind w:left="567"/>
-        <w:shd w:val="clear" w:color="auto" w:fill="F2F2F2"/>
-        <w:pBdr>
-          <w:left w:val="single" w:sz="18" w:space="4" w:color="7F7F7F"/>
-        </w:pBdr>
-      </w:pPr>
-      <w:r>
-        <w:rPr>
-          <w:b/>
-          <w:i/>
-          <w:color w:val="404040"/>
-          <w:sz w:val="20"/>
-          <w:u w:val="none"/>
-        </w:rPr>
-        <w:t>▸ Ссылка «статьи 19 Процессуального кодекса штата San-Andreas» → ст. 19 — Процессуальный кодекс штата San-Andreas (145.txt), в редакции ACT. 001</w:t>
-      </w:r>
-      <w:r>
-        <w:rPr>
-          <w:b/>
-          <w:i/>
-          <w:color w:val="404040"/>
-          <w:sz w:val="20"/>
-          <w:u w:val="none"/>
-        </w:rPr>
-        <w:t>:</w:t>
-      </w:r>
+        <w:spacing w:after="40"/>
+      </w:pPr>
     </w:p>
     <w:p>
       <w:pPr>
-        <w:spacing w:after="0" w:before="0"/>
-        <w:ind w:left="567"/>
-        <w:shd w:val="clear" w:color="auto" w:fill="F2F2F2"/>
-        <w:pBdr>
-          <w:left w:val="single" w:sz="18" w:space="4" w:color="7F7F7F"/>
-        </w:pBdr>
+        <w:spacing w:after="40"/>
       </w:pPr>
       <w:r>
         <w:rPr>
           <w:b w:val="0"/>
           <w:i w:val="0"/>
-          <w:sz w:val="20"/>
-          <w:u w:val="none"/>
-        </w:rPr>
-        <w:t>Статья 19. Уведомление о задержании</w:t>
-      </w:r>
-    </w:p>
-    <w:p>
-      <w:pPr>
-        <w:spacing w:after="0" w:before="0"/>
-        <w:ind w:left="567"/>
-        <w:shd w:val="clear" w:color="auto" w:fill="F2F2F2"/>
-        <w:pBdr>
-          <w:left w:val="single" w:sz="18" w:space="4" w:color="7F7F7F"/>
-        </w:pBdr>
-      </w:pPr>
-      <w:r>
-        <w:rPr>
-          <w:b w:val="0"/>
-          <w:i w:val="0"/>
-          <w:sz w:val="20"/>
-          <w:u w:val="none"/>
-        </w:rPr>
-        <w:t>ч. 1. В случае если в процессе задержания установлено, что задержанный является государственным служащим, сотрудником WN или адвокатом (государственным либо частным с действительной лицензией), сотрудник, проводивший задержание, обязан вызвать руководство задержанного (в случае с адвокатом — Главу Коллегии Адвокатов или его заместителей) и сотрудника ОГП. На время ожидания ответа указанных лиц, время задержания замораживается, но не более, чем на 15 минут. В случае ответа прокурора, время задержания замораживается до его приезда.</w:t>
-      </w:r>
-    </w:p>
-    <w:p>
-      <w:pPr>
-        <w:spacing w:after="0" w:before="0"/>
-        <w:ind w:left="567"/>
-        <w:shd w:val="clear" w:color="auto" w:fill="F2F2F2"/>
-        <w:pBdr>
-          <w:left w:val="single" w:sz="18" w:space="4" w:color="7F7F7F"/>
-        </w:pBdr>
-      </w:pPr>
-      <w:r>
-        <w:rPr>
-          <w:b w:val="0"/>
-          <w:i w:val="0"/>
-          <w:sz w:val="20"/>
-          <w:u w:val="none"/>
-        </w:rPr>
-        <w:t>Примечание 1: в случае если сотрудник Офиса Генерального прокурора не ответил на вызов в течение 15 минут с момента его направления, равно как и в случае невозможности прибытия, задержанный государственный служащий или сотрудником WN, или частный адвокат с действительной лицензией частного адвоката, подлежит освобождению, а сотрудники, проводящие задержание обязаны обратиться в Офис Генерального прокурора в отношении задержанного лица в течении часа.</w:t>
-      </w:r>
-    </w:p>
-    <w:p>
-      <w:pPr>
-        <w:spacing w:after="0" w:before="0"/>
-        <w:ind w:left="567"/>
-        <w:shd w:val="clear" w:color="auto" w:fill="F2F2F2"/>
-        <w:pBdr>
-          <w:left w:val="single" w:sz="18" w:space="4" w:color="7F7F7F"/>
-        </w:pBdr>
-      </w:pPr>
-      <w:r>
-        <w:rPr>
-          <w:b w:val="0"/>
-          <w:i w:val="0"/>
-          <w:sz w:val="20"/>
-          <w:u w:val="none"/>
-        </w:rPr>
-        <w:t>Примечание 2: в случае невозможности прибытия руководителя задержанного, прокурор или лицо, производящее задержание, обязано в кратчайшее сроки уведомить руководство задержанного (в случае с частным адвокатом Главу Коллегии Адвокатов или его заместителей) о задержании подчинённого . В случае подтверждения вины подчинённого, руководство по первому требованию обязуется прекратить с ним трудовые отношения.</w:t>
-      </w:r>
-    </w:p>
-    <w:p>
-      <w:pPr>
-        <w:spacing w:after="0" w:before="0"/>
-        <w:ind w:left="567"/>
-        <w:shd w:val="clear" w:color="auto" w:fill="F2F2F2"/>
-        <w:pBdr>
-          <w:left w:val="single" w:sz="18" w:space="4" w:color="7F7F7F"/>
-        </w:pBdr>
-      </w:pPr>
-      <w:r>
-        <w:rPr>
-          <w:b w:val="0"/>
-          <w:i w:val="0"/>
-          <w:sz w:val="20"/>
-          <w:u w:val="none"/>
-        </w:rPr>
-        <w:t>Примечание 3: признание факта принадлежности задержанного к государственным органам может быть только путем идентификация его отношения к государственным органам через наличие бейджика, удостоверения, иного идентификационного знака, подтверждающего принадлежность к государственным органам, или подтверждения его личности через базу данных штата San-Andreas.</w:t>
-      </w:r>
-    </w:p>
-    <w:p>
-      <w:pPr>
-        <w:spacing w:after="0" w:before="0"/>
-        <w:ind w:left="567"/>
-        <w:shd w:val="clear" w:color="auto" w:fill="F2F2F2"/>
-        <w:pBdr>
-          <w:left w:val="single" w:sz="18" w:space="4" w:color="7F7F7F"/>
-        </w:pBdr>
-      </w:pPr>
-      <w:r>
-        <w:rPr>
-          <w:b w:val="0"/>
-          <w:i w:val="0"/>
-          <w:sz w:val="20"/>
-          <w:u w:val="none"/>
-        </w:rPr>
-        <w:t>Примечание 4: В случае, если у сотрудника, который проводит задержание нет доступа к рации департамента, он обязан запросить начальство, используя служебную рацию, и дождаться подтверждения запроса от сотрудников, имеющих доступ к рации департамента. На время ожидания ответа от сотрудников время ожидания замораживается, но не более, чем на 15 минут, включая время на ответ от сотрудника Офиса Генерального Прокурора.</w:t>
-      </w:r>
-    </w:p>
-    <w:p>
-      <w:pPr>
-        <w:spacing w:after="0" w:before="0"/>
-        <w:ind w:left="567"/>
-        <w:shd w:val="clear" w:color="auto" w:fill="F2F2F2"/>
-        <w:pBdr>
-          <w:left w:val="single" w:sz="18" w:space="4" w:color="7F7F7F"/>
-        </w:pBdr>
-      </w:pPr>
-      <w:r>
-        <w:rPr>
-          <w:b w:val="0"/>
-          <w:i w:val="0"/>
-          <w:sz w:val="20"/>
-          <w:u w:val="none"/>
-        </w:rPr>
-      </w:r>
-    </w:p>
-    <w:p>
-      <w:pPr>
-        <w:spacing w:after="0" w:before="0"/>
-        <w:ind w:left="567"/>
-        <w:shd w:val="clear" w:color="auto" w:fill="F2F2F2"/>
-        <w:pBdr>
-          <w:left w:val="single" w:sz="18" w:space="4" w:color="7F7F7F"/>
-        </w:pBdr>
-      </w:pPr>
-      <w:r>
-        <w:rPr>
-          <w:b w:val="0"/>
-          <w:i w:val="0"/>
-          <w:sz w:val="20"/>
-          <w:u w:val="none"/>
-        </w:rPr>
-        <w:t>ч. 2. По приезде руководства задержанного и сотрудника Офиса Генерального прокурора Штата San-Andreas, сотрудником, осуществившим задержание, должны быть представлены доказательства совершения правонарушения задержанным сотруднику Офиса Генерального прокурора и руководству задержанного. Сотрудник Офиса Генерального прокурора дает оценку правомерности задержания, устанавливает наличие противоправного деяния в действии (или противоправного бездействия) задержанного, а также избирает меру наказания по отношению к действиям задержанного. В случае, если сотрудник Офиса Генерального прокурора не признает наличия противоправного деяния в действии (или противоправного бездействии) задержанного или не согласен с решением сотрудника, осуществляющего задержание, задержанный сотрудник подлежит освобождению. Сотрудник, проводивший задержание, имеет право подать обращение в Офис Генерального прокурора.</w:t>
-      </w:r>
-    </w:p>
-    <w:p>
-      <w:pPr>
-        <w:spacing w:after="0" w:before="0"/>
-        <w:ind w:left="567"/>
-        <w:shd w:val="clear" w:color="auto" w:fill="F2F2F2"/>
-        <w:pBdr>
-          <w:left w:val="single" w:sz="18" w:space="4" w:color="7F7F7F"/>
-        </w:pBdr>
-      </w:pPr>
-      <w:r>
-        <w:rPr>
-          <w:b w:val="0"/>
-          <w:i w:val="0"/>
-          <w:sz w:val="20"/>
-          <w:u w:val="none"/>
-        </w:rPr>
-        <w:t>ч. 3. В случае, если сотрудник Офиса Генерального прокурора признает наличие преступного деяния в действии (или преступном бездействии) задержанного и если в качестве наказания определено лишение свободы, руководство задержанного обязано прекратить с задержанным трудовые отношения. В случае назначения наказания в виде штрафа, прекращение трудовых отношений с задержанным не является обязательным, и решение об увольнении остается на усмотрение работодателя или сотрудника ОГП.</w:t>
-      </w:r>
-    </w:p>
-    <w:p>
-      <w:pPr>
-        <w:spacing w:after="0" w:before="0"/>
-        <w:ind w:left="567"/>
-        <w:shd w:val="clear" w:color="auto" w:fill="F2F2F2"/>
-        <w:pBdr>
-          <w:left w:val="single" w:sz="18" w:space="4" w:color="7F7F7F"/>
-        </w:pBdr>
-      </w:pPr>
-      <w:r>
-        <w:rPr>
-          <w:b w:val="0"/>
-          <w:i w:val="0"/>
-          <w:sz w:val="20"/>
-          <w:u w:val="none"/>
-        </w:rPr>
-      </w:r>
-    </w:p>
-    <w:p>
-      <w:pPr>
-        <w:spacing w:after="0" w:before="0"/>
-        <w:ind w:left="567"/>
-        <w:shd w:val="clear" w:color="auto" w:fill="F2F2F2"/>
-        <w:pBdr>
-          <w:left w:val="single" w:sz="18" w:space="4" w:color="7F7F7F"/>
-        </w:pBdr>
-      </w:pPr>
-      <w:r>
-        <w:rPr>
-          <w:b w:val="0"/>
-          <w:i w:val="0"/>
-          <w:sz w:val="20"/>
-          <w:u w:val="none"/>
-        </w:rPr>
-        <w:t>ч. 4. Задержание государственного служащего (в том числе сотрудника правоохранительного органа, военнослужащего SANG, сотрудника EMS, сотрудника WN, служащего ОГП) при исполнении им служебных обязанностей, а равно адвоката при осуществлении им адвокатской деятельности, равно как их привод, личный обыск и обыск используемого ими транспорта, допускаются только в следующих случаях:</w:t>
-      </w:r>
-    </w:p>
-    <w:p>
-      <w:pPr>
-        <w:spacing w:after="0" w:before="0"/>
-        <w:ind w:left="567"/>
-        <w:shd w:val="clear" w:color="auto" w:fill="F2F2F2"/>
-        <w:pBdr>
-          <w:left w:val="single" w:sz="18" w:space="4" w:color="7F7F7F"/>
-        </w:pBdr>
-      </w:pPr>
-      <w:r>
-        <w:rPr>
-          <w:b w:val="0"/>
-          <w:i w:val="0"/>
-          <w:sz w:val="20"/>
-          <w:u w:val="none"/>
-        </w:rPr>
-        <w:t>а) при наличии ордера или судебного акта;</w:t>
-      </w:r>
-    </w:p>
-    <w:p>
-      <w:pPr>
-        <w:spacing w:after="0" w:before="0"/>
-        <w:ind w:left="567"/>
-        <w:shd w:val="clear" w:color="auto" w:fill="F2F2F2"/>
-        <w:pBdr>
-          <w:left w:val="single" w:sz="18" w:space="4" w:color="7F7F7F"/>
-        </w:pBdr>
-      </w:pPr>
-      <w:r>
-        <w:rPr>
-          <w:b w:val="0"/>
-          <w:i w:val="0"/>
-          <w:sz w:val="20"/>
-          <w:u w:val="none"/>
-        </w:rPr>
-        <w:t>б) когда лицо застигнуто при совершении преступления или непосредственно после его совершения;</w:t>
-      </w:r>
-    </w:p>
-    <w:p>
-      <w:pPr>
-        <w:spacing w:after="0" w:before="0"/>
-        <w:ind w:left="567"/>
-        <w:shd w:val="clear" w:color="auto" w:fill="F2F2F2"/>
-        <w:pBdr>
-          <w:left w:val="single" w:sz="18" w:space="4" w:color="7F7F7F"/>
-        </w:pBdr>
-      </w:pPr>
-      <w:r>
-        <w:rPr>
-          <w:b w:val="0"/>
-          <w:i w:val="0"/>
-          <w:sz w:val="20"/>
-          <w:u w:val="none"/>
-        </w:rPr>
-        <w:t>в) когда действия лица создают непосредственную угрозу жизни или здоровью окружающих;</w:t>
-      </w:r>
-    </w:p>
-    <w:p>
-      <w:pPr>
-        <w:spacing w:after="0" w:before="0"/>
-        <w:ind w:left="567"/>
-        <w:shd w:val="clear" w:color="auto" w:fill="F2F2F2"/>
-        <w:pBdr>
-          <w:left w:val="single" w:sz="18" w:space="4" w:color="7F7F7F"/>
-        </w:pBdr>
-      </w:pPr>
-      <w:r>
-        <w:rPr>
-          <w:b w:val="0"/>
-          <w:i w:val="0"/>
-          <w:sz w:val="20"/>
-          <w:u w:val="none"/>
-        </w:rPr>
-        <w:t>г) по требованию лиц, указанных в пунктах «д» и «е» части 2 статьи 16 настоящего Кодекса.</w:t>
-      </w:r>
-    </w:p>
-    <w:p>
-      <w:pPr>
-        <w:spacing w:after="0" w:before="0"/>
-        <w:ind w:left="567"/>
-        <w:shd w:val="clear" w:color="auto" w:fill="F2F2F2"/>
-        <w:pBdr>
-          <w:left w:val="single" w:sz="18" w:space="4" w:color="7F7F7F"/>
-        </w:pBdr>
-      </w:pPr>
-      <w:r>
-        <w:rPr>
-          <w:b w:val="0"/>
-          <w:i w:val="0"/>
-          <w:sz w:val="20"/>
-          <w:u w:val="none"/>
-        </w:rPr>
-        <w:t>В остальных случаях сведения о правонарушении передаются в ОГП и руководству указанного лица без его задержания. Гарантии правовой защиты, установленные законами о деятельности отдельных государственных органов и об адвокатуре, применяются в части, не противоречащей настоящей части.</w:t>
-      </w:r>
-    </w:p>
-    <w:p>
-      <w:pPr>
-        <w:spacing w:after="0" w:before="0"/>
-        <w:ind w:left="567"/>
-        <w:shd w:val="clear" w:color="auto" w:fill="F2F2F2"/>
-        <w:pBdr>
-          <w:left w:val="single" w:sz="18" w:space="4" w:color="7F7F7F"/>
-        </w:pBdr>
-      </w:pPr>
-      <w:r>
-        <w:rPr>
-          <w:b w:val="0"/>
-          <w:i w:val="0"/>
-          <w:sz w:val="20"/>
-          <w:u w:val="none"/>
-        </w:rPr>
-        <w:t>Примечание: При задержании государственного служащего или адвоката на основании ордера или вступившего в законную силу судебного акта вызов сотрудника ОГП не требуется, если прямое указание на участие прокурора не содержится в самом ордере или судебном акте; в этом случае вызывается исключительно руководство указанного лица для прекращения трудовых отношений (лишения статуса).</w:t>
-      </w:r>
-    </w:p>
-    <w:p>
-      <w:pPr>
-        <w:spacing w:after="0" w:before="0"/>
-        <w:ind w:left="567"/>
-        <w:shd w:val="clear" w:color="auto" w:fill="F2F2F2"/>
-        <w:pBdr>
-          <w:left w:val="single" w:sz="18" w:space="4" w:color="7F7F7F"/>
-        </w:pBdr>
-      </w:pPr>
-      <w:r>
-        <w:rPr>
-          <w:b w:val="0"/>
-          <w:i w:val="0"/>
-          <w:sz w:val="20"/>
-          <w:u w:val="none"/>
-        </w:rPr>
-        <w:t>ч. 5. Не допускается задержание сотрудника, осуществляющего задержание другого лица либо иные неотложные процессуальные действия, до их завершения, за исключением случаев, предусмотренных пунктами «а» и «в» части 4 настоящей статьи, а также по решению прокурора, являющегося субъектом данного задержания.</w:t>
-      </w:r>
-    </w:p>
-    <w:p>
-      <w:pPr>
-        <w:spacing w:after="0" w:before="0"/>
-        <w:ind w:left="567"/>
-        <w:shd w:val="clear" w:color="auto" w:fill="F2F2F2"/>
-        <w:pBdr>
-          <w:left w:val="single" w:sz="18" w:space="4" w:color="7F7F7F"/>
-        </w:pBdr>
-      </w:pPr>
-      <w:r>
-        <w:rPr>
-          <w:b w:val="0"/>
-          <w:i w:val="0"/>
-          <w:sz w:val="20"/>
-          <w:u w:val="none"/>
-        </w:rPr>
-        <w:t>ч. 6. Лицо, обладающее статусом неприкосновенности, может быть задержано исключительно при непосредственной угрозе жизни граждан, застигнутое на месте преступления против жизни, либо при наличии вступившего в законную силу судебного акта или ордера на приостановление (SI) или снятие (RI, AS) неприкосновенности. О факте задержания немедленно уведомляется ОГП, а предельный срок ожидания решения уполномоченных лиц о выдаче ордера не может превышать 1 часа с момента доставления, после чего задержанное лицо подлежит немедленному освобождению.</w:t>
-      </w:r>
-    </w:p>
-    <w:p>
-      <w:pPr>
-        <w:spacing w:after="40"/>
-      </w:pPr>
-      <w:r>
-        <w:rPr>
-          <w:b w:val="0"/>
-          <w:i w:val="0"/>
-          <w:u w:val="none"/>
-        </w:rPr>
-        <w:t xml:space="preserve">б) По прибытии в правоохранительный орган о факте задержания лица, обладающего статусом неприкосновенности, любым доступным способом должны быть уведомлены лица, которые уполномочены на выдачу ордеров SI и AS в отношении задержанного лица в соответствии со </w:t>
-      </w:r>
-      <w:r>
-        <w:rPr>
-          <w:b w:val="0"/>
-          <w:i w:val="0"/>
-          <w:color w:val="1F3A93"/>
-          <w:u w:val="single"/>
-        </w:rPr>
-        <w:t>статьями 6 и 7 закона «О системе ордеров штата San-Andreas»</w:t>
-      </w:r>
-      <w:r>
-        <w:rPr>
-          <w:b w:val="0"/>
-          <w:i w:val="0"/>
-          <w:u w:val="none"/>
-        </w:rPr>
-        <w:t>;</w:t>
-      </w:r>
-    </w:p>
-    <w:p>
-      <w:pPr>
-        <w:spacing w:after="0" w:before="0"/>
-        <w:ind w:left="567"/>
-        <w:shd w:val="clear" w:color="auto" w:fill="F2F2F2"/>
-        <w:pBdr>
-          <w:left w:val="single" w:sz="18" w:space="4" w:color="7F7F7F"/>
-        </w:pBdr>
-      </w:pPr>
-      <w:r>
-        <w:rPr>
-          <w:b/>
-          <w:i/>
-          <w:color w:val="404040"/>
-          <w:sz w:val="20"/>
-          <w:u w:val="none"/>
-        </w:rPr>
-        <w:t>▸ Ссылка «статьями 6 и 7 закона «О системе ордеров штата San-Andreas»» → ст. 6 — Закон «О системе ордеров штата San-Andreas» (172.txt), в редакции настоящего законопроекта (ACT. 002)</w:t>
-      </w:r>
-      <w:r>
-        <w:rPr>
-          <w:b/>
-          <w:i/>
-          <w:color w:val="404040"/>
-          <w:sz w:val="20"/>
-          <w:u w:val="none"/>
-        </w:rPr>
-        <w:t>:</w:t>
-      </w:r>
-    </w:p>
-    <w:p>
-      <w:pPr>
-        <w:spacing w:after="0" w:before="0"/>
-        <w:ind w:left="567"/>
-        <w:shd w:val="clear" w:color="auto" w:fill="F2F2F2"/>
-        <w:pBdr>
-          <w:left w:val="single" w:sz="18" w:space="4" w:color="7F7F7F"/>
-        </w:pBdr>
-      </w:pPr>
-      <w:r>
-        <w:rPr>
-          <w:b w:val="0"/>
-          <w:i w:val="0"/>
-          <w:sz w:val="20"/>
-          <w:u w:val="none"/>
-        </w:rPr>
-        <w:t>Статья 6. Виды ордеров и лица, уполномоченные на их авторизацию.</w:t>
-      </w:r>
-    </w:p>
-    <w:p>
-      <w:pPr>
-        <w:spacing w:after="0" w:before="0"/>
-        <w:ind w:left="567"/>
-        <w:shd w:val="clear" w:color="auto" w:fill="F2F2F2"/>
-        <w:pBdr>
-          <w:left w:val="single" w:sz="18" w:space="4" w:color="7F7F7F"/>
-        </w:pBdr>
-      </w:pPr>
-      <w:r>
-        <w:rPr>
-          <w:b w:val="0"/>
-          <w:i w:val="0"/>
-          <w:sz w:val="20"/>
-          <w:u w:val="none"/>
-        </w:rPr>
-        <w:t>ч. 1 Ордер Access to Raid</w:t>
-      </w:r>
-    </w:p>
-    <w:p>
-      <w:pPr>
-        <w:spacing w:after="0" w:before="0"/>
-        <w:ind w:left="567"/>
-        <w:shd w:val="clear" w:color="auto" w:fill="F2F2F2"/>
-        <w:pBdr>
-          <w:left w:val="single" w:sz="18" w:space="4" w:color="7F7F7F"/>
-        </w:pBdr>
-      </w:pPr>
-      <w:r>
-        <w:rPr>
-          <w:b w:val="0"/>
-          <w:i w:val="0"/>
-          <w:sz w:val="20"/>
-          <w:u w:val="none"/>
-        </w:rPr>
-        <w:t>а) Access to Raid (далее AR) - ордер предписывает провести рейдовое мероприятие, в т. ч. оцепить территорию, указанную в ордере, задержание и обыск лиц и объектов (в том числе жилых и нежилых помещений), находящихся на территории рейда и в близлежащей местности, радиус которой определяется правоприменителем, авторизующим ордер, а также выемку и изъятие предметов, хранение которых нарушает действующее законодательство;</w:t>
-      </w:r>
-    </w:p>
-    <w:p>
-      <w:pPr>
-        <w:spacing w:after="0" w:before="0"/>
-        <w:ind w:left="567"/>
-        <w:shd w:val="clear" w:color="auto" w:fill="F2F2F2"/>
-        <w:pBdr>
-          <w:left w:val="single" w:sz="18" w:space="4" w:color="7F7F7F"/>
-        </w:pBdr>
-      </w:pPr>
-      <w:r>
-        <w:rPr>
-          <w:b w:val="0"/>
-          <w:i w:val="0"/>
-          <w:sz w:val="20"/>
-          <w:u w:val="none"/>
-        </w:rPr>
-        <w:t>б) Ордер может быть авторизован Губернатором, Вице-Губернатором, Генеральным прокурором или его заместителями.</w:t>
-      </w:r>
-    </w:p>
-    <w:p>
-      <w:pPr>
-        <w:spacing w:after="0" w:before="0"/>
-        <w:ind w:left="567"/>
-        <w:shd w:val="clear" w:color="auto" w:fill="F2F2F2"/>
-        <w:pBdr>
-          <w:left w:val="single" w:sz="18" w:space="4" w:color="7F7F7F"/>
-        </w:pBdr>
-      </w:pPr>
-      <w:r>
-        <w:rPr>
-          <w:b w:val="0"/>
-          <w:i w:val="0"/>
-          <w:sz w:val="20"/>
-          <w:u w:val="none"/>
-        </w:rPr>
-        <w:t>в) Органы, являющиеся исполнителями такого ордера: все силовые органы государственной власти.</w:t>
-      </w:r>
-    </w:p>
-    <w:p>
-      <w:pPr>
-        <w:spacing w:after="0" w:before="0"/>
-        <w:ind w:left="567"/>
-        <w:shd w:val="clear" w:color="auto" w:fill="F2F2F2"/>
-        <w:pBdr>
-          <w:left w:val="single" w:sz="18" w:space="4" w:color="7F7F7F"/>
-        </w:pBdr>
-      </w:pPr>
-      <w:r>
-        <w:rPr>
-          <w:b w:val="0"/>
-          <w:i w:val="0"/>
-          <w:sz w:val="20"/>
-          <w:u w:val="none"/>
-        </w:rPr>
-      </w:r>
-    </w:p>
-    <w:p>
-      <w:pPr>
-        <w:spacing w:after="0" w:before="0"/>
-        <w:ind w:left="567"/>
-        <w:shd w:val="clear" w:color="auto" w:fill="F2F2F2"/>
-        <w:pBdr>
-          <w:left w:val="single" w:sz="18" w:space="4" w:color="7F7F7F"/>
-        </w:pBdr>
-      </w:pPr>
-      <w:r>
-        <w:rPr>
-          <w:b w:val="0"/>
-          <w:i w:val="0"/>
-          <w:sz w:val="20"/>
-          <w:u w:val="none"/>
-        </w:rPr>
-        <w:t>ч. 2 Ордер Access to Cordon</w:t>
-      </w:r>
-    </w:p>
-    <w:p>
-      <w:pPr>
-        <w:spacing w:after="0" w:before="0"/>
-        <w:ind w:left="567"/>
-        <w:shd w:val="clear" w:color="auto" w:fill="F2F2F2"/>
-        <w:pBdr>
-          <w:left w:val="single" w:sz="18" w:space="4" w:color="7F7F7F"/>
-        </w:pBdr>
-      </w:pPr>
-      <w:r>
-        <w:rPr>
-          <w:b w:val="0"/>
-          <w:i w:val="0"/>
-          <w:sz w:val="20"/>
-          <w:u w:val="none"/>
-        </w:rPr>
-        <w:t>а) Access to Cordon (далее AC) - ордер, предписывающий оцепить какую-либо территорию, государственную или частную (в том числе жилое или нежилое помещение), и произвести на таковой те или иные законные действия (в том числе обыск), перечень которых определяет правоприменитель, авторизующий ордер;</w:t>
-      </w:r>
-    </w:p>
-    <w:p>
-      <w:pPr>
-        <w:spacing w:after="0" w:before="0"/>
-        <w:ind w:left="567"/>
-        <w:shd w:val="clear" w:color="auto" w:fill="F2F2F2"/>
-        <w:pBdr>
-          <w:left w:val="single" w:sz="18" w:space="4" w:color="7F7F7F"/>
-        </w:pBdr>
-      </w:pPr>
-      <w:r>
-        <w:rPr>
-          <w:b w:val="0"/>
-          <w:i w:val="0"/>
-          <w:sz w:val="20"/>
-          <w:u w:val="none"/>
-        </w:rPr>
-        <w:t>б) Ордер может быть авторизован Генеральным прокурором, его заместителями, а также судом.</w:t>
-      </w:r>
-    </w:p>
-    <w:p>
-      <w:pPr>
-        <w:spacing w:after="0" w:before="0"/>
-        <w:ind w:left="567"/>
-        <w:shd w:val="clear" w:color="auto" w:fill="F2F2F2"/>
-        <w:pBdr>
-          <w:left w:val="single" w:sz="18" w:space="4" w:color="7F7F7F"/>
-        </w:pBdr>
-      </w:pPr>
-      <w:r>
-        <w:rPr>
-          <w:b w:val="0"/>
-          <w:i w:val="0"/>
-          <w:sz w:val="20"/>
-          <w:u w:val="none"/>
-        </w:rPr>
-        <w:t>в) Органы, являющиеся исполнителями такого ордера: все силовые органы государственной власти.</w:t>
-      </w:r>
-    </w:p>
-    <w:p>
-      <w:pPr>
-        <w:spacing w:after="0" w:before="0"/>
-        <w:ind w:left="567"/>
-        <w:shd w:val="clear" w:color="auto" w:fill="F2F2F2"/>
-        <w:pBdr>
-          <w:left w:val="single" w:sz="18" w:space="4" w:color="7F7F7F"/>
-        </w:pBdr>
-      </w:pPr>
-      <w:r>
-        <w:rPr>
-          <w:b w:val="0"/>
-          <w:i w:val="0"/>
-          <w:sz w:val="20"/>
-          <w:u w:val="none"/>
-        </w:rPr>
-      </w:r>
-    </w:p>
-    <w:p>
-      <w:pPr>
-        <w:spacing w:after="0" w:before="0"/>
-        <w:ind w:left="567"/>
-        <w:shd w:val="clear" w:color="auto" w:fill="F2F2F2"/>
-        <w:pBdr>
-          <w:left w:val="single" w:sz="18" w:space="4" w:color="7F7F7F"/>
-        </w:pBdr>
-      </w:pPr>
-      <w:r>
-        <w:rPr>
-          <w:b w:val="0"/>
-          <w:i w:val="0"/>
-          <w:sz w:val="20"/>
-          <w:u w:val="none"/>
-        </w:rPr>
-        <w:t>ч. 3 Ордер Detention and Transfer</w:t>
-      </w:r>
-    </w:p>
-    <w:p>
-      <w:pPr>
-        <w:spacing w:after="0" w:before="0"/>
-        <w:ind w:left="567"/>
-        <w:shd w:val="clear" w:color="auto" w:fill="F2F2F2"/>
-        <w:pBdr>
-          <w:left w:val="single" w:sz="18" w:space="4" w:color="7F7F7F"/>
-        </w:pBdr>
-      </w:pPr>
-      <w:r>
-        <w:rPr>
-          <w:b w:val="0"/>
-          <w:i w:val="0"/>
-          <w:sz w:val="20"/>
-          <w:u w:val="none"/>
-        </w:rPr>
-        <w:t>а) Detention and Transfer (далее DT) - ордер, предписывающий осуществить привод лица. Основанием для привода может служить неявка лица по вызову уполномоченного лица и/или органов, в случае наличия у таковых оснований для его вызова в то или иное место;</w:t>
-      </w:r>
-    </w:p>
-    <w:p>
-      <w:pPr>
-        <w:spacing w:after="0" w:before="0"/>
-        <w:ind w:left="567"/>
-        <w:shd w:val="clear" w:color="auto" w:fill="F2F2F2"/>
-        <w:pBdr>
-          <w:left w:val="single" w:sz="18" w:space="4" w:color="7F7F7F"/>
-        </w:pBdr>
-      </w:pPr>
-      <w:r>
-        <w:rPr>
-          <w:b w:val="0"/>
-          <w:i w:val="0"/>
-          <w:sz w:val="20"/>
-          <w:u w:val="none"/>
-        </w:rPr>
-        <w:t>б) Ордер может быть авторизован Генеральным прокурором, его заместителями, старшими прокурорами, а также судом;</w:t>
-      </w:r>
-    </w:p>
-    <w:p>
-      <w:pPr>
-        <w:spacing w:after="0" w:before="0"/>
-        <w:ind w:left="567"/>
-        <w:shd w:val="clear" w:color="auto" w:fill="F2F2F2"/>
-        <w:pBdr>
-          <w:left w:val="single" w:sz="18" w:space="4" w:color="7F7F7F"/>
-        </w:pBdr>
-      </w:pPr>
-      <w:r>
-        <w:rPr>
-          <w:b w:val="0"/>
-          <w:i w:val="0"/>
-          <w:sz w:val="20"/>
-          <w:u w:val="none"/>
-        </w:rPr>
-        <w:t>в) Органы, являющиеся исполнителями такого ордера: все силовые органы государственной власти.</w:t>
-      </w:r>
-    </w:p>
-    <w:p>
-      <w:pPr>
-        <w:spacing w:after="0" w:before="0"/>
-        <w:ind w:left="567"/>
-        <w:shd w:val="clear" w:color="auto" w:fill="F2F2F2"/>
-        <w:pBdr>
-          <w:left w:val="single" w:sz="18" w:space="4" w:color="7F7F7F"/>
-        </w:pBdr>
-      </w:pPr>
-      <w:r>
-        <w:rPr>
-          <w:b w:val="0"/>
-          <w:i w:val="0"/>
-          <w:sz w:val="20"/>
-          <w:u w:val="none"/>
-        </w:rPr>
-      </w:r>
-    </w:p>
-    <w:p>
-      <w:pPr>
-        <w:spacing w:after="0" w:before="0"/>
-        <w:ind w:left="567"/>
-        <w:shd w:val="clear" w:color="auto" w:fill="F2F2F2"/>
-        <w:pBdr>
-          <w:left w:val="single" w:sz="18" w:space="4" w:color="7F7F7F"/>
-        </w:pBdr>
-      </w:pPr>
-      <w:r>
-        <w:rPr>
-          <w:b w:val="0"/>
-          <w:i w:val="0"/>
-          <w:sz w:val="20"/>
-          <w:u w:val="none"/>
-        </w:rPr>
-        <w:t>ч. 4 Ордер Arrest and Search</w:t>
-      </w:r>
-    </w:p>
-    <w:p>
-      <w:pPr>
-        <w:spacing w:after="0" w:before="0"/>
-        <w:ind w:left="567"/>
-        <w:shd w:val="clear" w:color="auto" w:fill="F2F2F2"/>
-        <w:pBdr>
-          <w:left w:val="single" w:sz="18" w:space="4" w:color="7F7F7F"/>
-        </w:pBdr>
-      </w:pPr>
-      <w:r>
-        <w:rPr>
-          <w:b w:val="0"/>
-          <w:i w:val="0"/>
-          <w:sz w:val="20"/>
-          <w:u w:val="none"/>
-        </w:rPr>
-        <w:t>а) Arrest and Search (далее AS) - ордер, дающий право провести законное задержание с последующим арестом лица, либо же группы лиц в любой точке штата, с предусмотренным правом обыска данных лиц и их личных ТС, находящихся на месте задержания.</w:t>
-      </w:r>
-    </w:p>
-    <w:p>
-      <w:pPr>
-        <w:spacing w:after="0" w:before="0"/>
-        <w:ind w:left="567"/>
-        <w:shd w:val="clear" w:color="auto" w:fill="F2F2F2"/>
-        <w:pBdr>
-          <w:left w:val="single" w:sz="18" w:space="4" w:color="7F7F7F"/>
-        </w:pBdr>
-      </w:pPr>
-      <w:r>
-        <w:rPr>
-          <w:b w:val="0"/>
-          <w:i w:val="0"/>
-          <w:sz w:val="20"/>
-          <w:u w:val="none"/>
-        </w:rPr>
-        <w:t>б) Ордер может быть авторизован Губернатором штата San-Andreas, Вице-Губернатором штата San-Andreas, Генеральным прокурором штата San-Andreas, заместителями Генерального прокурора штата San-Andreas, старшими прокурорами, а также судом.</w:t>
-      </w:r>
-    </w:p>
-    <w:p>
-      <w:pPr>
-        <w:spacing w:after="0" w:before="0"/>
-        <w:ind w:left="567"/>
-        <w:shd w:val="clear" w:color="auto" w:fill="F2F2F2"/>
-        <w:pBdr>
-          <w:left w:val="single" w:sz="18" w:space="4" w:color="7F7F7F"/>
-        </w:pBdr>
-      </w:pPr>
-      <w:r>
-        <w:rPr>
-          <w:b w:val="0"/>
-          <w:i w:val="0"/>
-          <w:sz w:val="20"/>
-          <w:u w:val="none"/>
-        </w:rPr>
-        <w:t>в) Органы, являющиеся исполнителями такого ордера: все силовые органы государственной власти;</w:t>
-      </w:r>
-    </w:p>
-    <w:p>
-      <w:pPr>
-        <w:spacing w:after="0" w:before="0"/>
-        <w:ind w:left="567"/>
-        <w:shd w:val="clear" w:color="auto" w:fill="F2F2F2"/>
-        <w:pBdr>
-          <w:left w:val="single" w:sz="18" w:space="4" w:color="7F7F7F"/>
-        </w:pBdr>
-      </w:pPr>
-      <w:r>
-        <w:rPr>
-          <w:b w:val="0"/>
-          <w:i w:val="0"/>
-          <w:sz w:val="20"/>
-          <w:u w:val="none"/>
-        </w:rPr>
-      </w:r>
-    </w:p>
-    <w:p>
-      <w:pPr>
-        <w:spacing w:after="0" w:before="0"/>
-        <w:ind w:left="567"/>
-        <w:shd w:val="clear" w:color="auto" w:fill="F2F2F2"/>
-        <w:pBdr>
-          <w:left w:val="single" w:sz="18" w:space="4" w:color="7F7F7F"/>
-        </w:pBdr>
-      </w:pPr>
-      <w:r>
-        <w:rPr>
-          <w:b w:val="0"/>
-          <w:i w:val="0"/>
-          <w:sz w:val="20"/>
-          <w:u w:val="none"/>
-        </w:rPr>
-        <w:t>ч. 5 Ордер Access to Investigation</w:t>
-      </w:r>
-    </w:p>
-    <w:p>
-      <w:pPr>
-        <w:spacing w:after="0" w:before="0"/>
-        <w:ind w:left="567"/>
-        <w:shd w:val="clear" w:color="auto" w:fill="F2F2F2"/>
-        <w:pBdr>
-          <w:left w:val="single" w:sz="18" w:space="4" w:color="7F7F7F"/>
-        </w:pBdr>
-      </w:pPr>
-      <w:r>
-        <w:rPr>
-          <w:b w:val="0"/>
-          <w:i w:val="0"/>
-          <w:sz w:val="20"/>
-          <w:u w:val="none"/>
-        </w:rPr>
-        <w:t>а) Access to Investigation (далее AI) - ордер, дающий право вести расследование в отношении лица, обладающего статусом неприкосновенности, без снятия такого статуса, согласно закону "Об обеспечении неприкосновенности государственных служащих штата San-Andreas";</w:t>
-      </w:r>
-    </w:p>
-    <w:p>
-      <w:pPr>
-        <w:spacing w:after="0" w:before="0"/>
-        <w:ind w:left="567"/>
-        <w:shd w:val="clear" w:color="auto" w:fill="F2F2F2"/>
-        <w:pBdr>
-          <w:left w:val="single" w:sz="18" w:space="4" w:color="7F7F7F"/>
-        </w:pBdr>
-      </w:pPr>
-      <w:r>
-        <w:rPr>
-          <w:b w:val="0"/>
-          <w:i w:val="0"/>
-          <w:sz w:val="20"/>
-          <w:u w:val="none"/>
-        </w:rPr>
-        <w:t>б) Ордер AI может быть выдан следующими уполномоченными органами:</w:t>
-      </w:r>
-    </w:p>
-    <w:p>
-      <w:pPr>
-        <w:spacing w:after="0" w:before="0"/>
-        <w:ind w:left="567"/>
-        <w:shd w:val="clear" w:color="auto" w:fill="F2F2F2"/>
-        <w:pBdr>
-          <w:left w:val="single" w:sz="18" w:space="4" w:color="7F7F7F"/>
-        </w:pBdr>
-      </w:pPr>
-      <w:r>
-        <w:rPr>
-          <w:b w:val="0"/>
-          <w:i w:val="0"/>
-          <w:sz w:val="20"/>
-          <w:u w:val="none"/>
-        </w:rPr>
-        <w:t>– Губернатором, Вице-Губернатором</w:t>
-      </w:r>
-    </w:p>
-    <w:p>
-      <w:pPr>
-        <w:spacing w:after="0" w:before="0"/>
-        <w:ind w:left="567"/>
-        <w:shd w:val="clear" w:color="auto" w:fill="F2F2F2"/>
-        <w:pBdr>
-          <w:left w:val="single" w:sz="18" w:space="4" w:color="7F7F7F"/>
-        </w:pBdr>
-      </w:pPr>
-      <w:r>
-        <w:rPr>
-          <w:b w:val="0"/>
-          <w:i w:val="0"/>
-          <w:sz w:val="20"/>
-          <w:u w:val="none"/>
-        </w:rPr>
-        <w:t>– Генеральным прокурором штата Сан-Андреас, его заместителями или судом;</w:t>
-      </w:r>
-    </w:p>
-    <w:p>
-      <w:pPr>
-        <w:spacing w:after="0" w:before="0"/>
-        <w:ind w:left="567"/>
-        <w:shd w:val="clear" w:color="auto" w:fill="F2F2F2"/>
-        <w:pBdr>
-          <w:left w:val="single" w:sz="18" w:space="4" w:color="7F7F7F"/>
-        </w:pBdr>
-      </w:pPr>
-      <w:r>
-        <w:rPr>
-          <w:b w:val="0"/>
-          <w:i w:val="0"/>
-          <w:sz w:val="20"/>
-          <w:u w:val="none"/>
-        </w:rPr>
-        <w:t>– Сенатом штата Сан-Андреас или комитетом Сената по этике – для расследований в отношении сенаторов;</w:t>
-      </w:r>
-    </w:p>
-    <w:p>
-      <w:pPr>
-        <w:spacing w:after="0" w:before="0"/>
-        <w:ind w:left="567"/>
-        <w:shd w:val="clear" w:color="auto" w:fill="F2F2F2"/>
-        <w:pBdr>
-          <w:left w:val="single" w:sz="18" w:space="4" w:color="7F7F7F"/>
-        </w:pBdr>
-      </w:pPr>
-      <w:r>
-        <w:rPr>
-          <w:b w:val="0"/>
-          <w:i w:val="0"/>
-          <w:sz w:val="20"/>
-          <w:u w:val="none"/>
-        </w:rPr>
-        <w:t>– Старшими прокурорами.</w:t>
-      </w:r>
-    </w:p>
-    <w:p>
-      <w:pPr>
-        <w:spacing w:after="0" w:before="0"/>
-        <w:ind w:left="567"/>
-        <w:shd w:val="clear" w:color="auto" w:fill="F2F2F2"/>
-        <w:pBdr>
-          <w:left w:val="single" w:sz="18" w:space="4" w:color="7F7F7F"/>
-        </w:pBdr>
-      </w:pPr>
-      <w:r>
-        <w:rPr>
-          <w:b w:val="0"/>
-          <w:i w:val="0"/>
-          <w:sz w:val="20"/>
-          <w:u w:val="none"/>
-        </w:rPr>
-        <w:t>в) Настоящий ордер не может быть авторизован лицом, ведущим расследование по отношению к субъекту, в отношении которого авторизуется ордер. Ордер Access to Investigation может быть авторизован лицом, которое не имеет отношения к предмету расследования/разбирательства.</w:t>
-      </w:r>
-    </w:p>
-    <w:p>
-      <w:pPr>
-        <w:spacing w:after="0" w:before="0"/>
-        <w:ind w:left="567"/>
-        <w:shd w:val="clear" w:color="auto" w:fill="F2F2F2"/>
-        <w:pBdr>
-          <w:left w:val="single" w:sz="18" w:space="4" w:color="7F7F7F"/>
-        </w:pBdr>
-      </w:pPr>
-      <w:r>
-        <w:rPr>
-          <w:b w:val="0"/>
-          <w:i w:val="0"/>
-          <w:sz w:val="20"/>
-          <w:u w:val="none"/>
-        </w:rPr>
-        <w:t>г) Органы, являющиеся исполнителями такого ордера: все правоохранительные органы штата Сан-Андреас;</w:t>
-      </w:r>
-    </w:p>
-    <w:p>
-      <w:pPr>
-        <w:spacing w:after="0" w:before="0"/>
-        <w:ind w:left="567"/>
-        <w:shd w:val="clear" w:color="auto" w:fill="F2F2F2"/>
-        <w:pBdr>
-          <w:left w:val="single" w:sz="18" w:space="4" w:color="7F7F7F"/>
-        </w:pBdr>
-      </w:pPr>
-      <w:r>
-        <w:rPr>
-          <w:b w:val="0"/>
-          <w:i w:val="0"/>
-          <w:sz w:val="20"/>
-          <w:u w:val="none"/>
-        </w:rPr>
-      </w:r>
-    </w:p>
-    <w:p>
-      <w:pPr>
-        <w:spacing w:after="0" w:before="0"/>
-        <w:ind w:left="567"/>
-        <w:shd w:val="clear" w:color="auto" w:fill="F2F2F2"/>
-        <w:pBdr>
-          <w:left w:val="single" w:sz="18" w:space="4" w:color="7F7F7F"/>
-        </w:pBdr>
-      </w:pPr>
-      <w:r>
-        <w:rPr>
-          <w:b w:val="0"/>
-          <w:i w:val="0"/>
-          <w:sz w:val="20"/>
-          <w:u w:val="none"/>
-        </w:rPr>
-        <w:t>ч. 6 Ордер Martial Law</w:t>
-      </w:r>
-    </w:p>
-    <w:p>
-      <w:pPr>
-        <w:spacing w:after="0" w:before="0"/>
-        <w:ind w:left="567"/>
-        <w:shd w:val="clear" w:color="auto" w:fill="F2F2F2"/>
-        <w:pBdr>
-          <w:left w:val="single" w:sz="18" w:space="4" w:color="7F7F7F"/>
-        </w:pBdr>
-      </w:pPr>
-      <w:r>
-        <w:rPr>
-          <w:b w:val="0"/>
-          <w:i w:val="0"/>
-          <w:sz w:val="20"/>
-          <w:u w:val="none"/>
-        </w:rPr>
-        <w:t>а) Martial Law (далее ML) - ордер, при авторизации которого в штате вводится военное положение.</w:t>
-      </w:r>
-    </w:p>
-    <w:p>
-      <w:pPr>
-        <w:spacing w:after="0" w:before="0"/>
-        <w:ind w:left="567"/>
-        <w:shd w:val="clear" w:color="auto" w:fill="F2F2F2"/>
-        <w:pBdr>
-          <w:left w:val="single" w:sz="18" w:space="4" w:color="7F7F7F"/>
-        </w:pBdr>
-      </w:pPr>
-      <w:r>
-        <w:rPr>
-          <w:b w:val="0"/>
-          <w:i w:val="0"/>
-          <w:sz w:val="20"/>
-          <w:u w:val="none"/>
-        </w:rPr>
-        <w:t>б) ML ордер может быть выдан: Губернатором штата Сан-Андреас.</w:t>
-      </w:r>
-    </w:p>
-    <w:p>
-      <w:pPr>
-        <w:spacing w:after="0" w:before="0"/>
-        <w:ind w:left="567"/>
-        <w:shd w:val="clear" w:color="auto" w:fill="F2F2F2"/>
-        <w:pBdr>
-          <w:left w:val="single" w:sz="18" w:space="4" w:color="7F7F7F"/>
-        </w:pBdr>
-      </w:pPr>
-      <w:r>
-        <w:rPr>
-          <w:b w:val="0"/>
-          <w:i w:val="0"/>
-          <w:sz w:val="20"/>
-          <w:u w:val="none"/>
-        </w:rPr>
-        <w:t>в) Органы, предусмотренный для его исполнения: все правоохранительные органы штата Сан-Андреас;</w:t>
-      </w:r>
-    </w:p>
-    <w:p>
-      <w:pPr>
-        <w:spacing w:after="0" w:before="0"/>
-        <w:ind w:left="567"/>
-        <w:shd w:val="clear" w:color="auto" w:fill="F2F2F2"/>
-        <w:pBdr>
-          <w:left w:val="single" w:sz="18" w:space="4" w:color="7F7F7F"/>
-        </w:pBdr>
-      </w:pPr>
-      <w:r>
-        <w:rPr>
-          <w:b w:val="0"/>
-          <w:i w:val="0"/>
-          <w:sz w:val="20"/>
-          <w:u w:val="none"/>
-        </w:rPr>
-      </w:r>
-    </w:p>
-    <w:p>
-      <w:pPr>
-        <w:spacing w:after="0" w:before="0"/>
-        <w:ind w:left="567"/>
-        <w:shd w:val="clear" w:color="auto" w:fill="F2F2F2"/>
-        <w:pBdr>
-          <w:left w:val="single" w:sz="18" w:space="4" w:color="7F7F7F"/>
-        </w:pBdr>
-      </w:pPr>
-      <w:r>
-        <w:rPr>
-          <w:b w:val="0"/>
-          <w:i w:val="0"/>
-          <w:sz w:val="20"/>
-          <w:u w:val="none"/>
-        </w:rPr>
-        <w:t>ч. 7 Ордер State of Emergency</w:t>
-      </w:r>
-    </w:p>
-    <w:p>
-      <w:pPr>
-        <w:spacing w:after="0" w:before="0"/>
-        <w:ind w:left="567"/>
-        <w:shd w:val="clear" w:color="auto" w:fill="F2F2F2"/>
-        <w:pBdr>
-          <w:left w:val="single" w:sz="18" w:space="4" w:color="7F7F7F"/>
-        </w:pBdr>
-      </w:pPr>
-      <w:r>
-        <w:rPr>
-          <w:b w:val="0"/>
-          <w:i w:val="0"/>
-          <w:sz w:val="20"/>
-          <w:u w:val="none"/>
-        </w:rPr>
-        <w:t>а) State of Emergency (далее SE) - ордер, при авторизации которого в штате вводится чрезвычайное положение.</w:t>
-      </w:r>
-    </w:p>
-    <w:p>
-      <w:pPr>
-        <w:spacing w:after="0" w:before="0"/>
-        <w:ind w:left="567"/>
-        <w:shd w:val="clear" w:color="auto" w:fill="F2F2F2"/>
-        <w:pBdr>
-          <w:left w:val="single" w:sz="18" w:space="4" w:color="7F7F7F"/>
-        </w:pBdr>
-      </w:pPr>
-      <w:r>
-        <w:rPr>
-          <w:b w:val="0"/>
-          <w:i w:val="0"/>
-          <w:sz w:val="20"/>
-          <w:u w:val="none"/>
-        </w:rPr>
-        <w:t>б) SE ордер может быть выдан: Губернатором штата Сан-Андреас.</w:t>
-      </w:r>
-    </w:p>
-    <w:p>
-      <w:pPr>
-        <w:spacing w:after="0" w:before="0"/>
-        <w:ind w:left="567"/>
-        <w:shd w:val="clear" w:color="auto" w:fill="F2F2F2"/>
-        <w:pBdr>
-          <w:left w:val="single" w:sz="18" w:space="4" w:color="7F7F7F"/>
-        </w:pBdr>
-      </w:pPr>
-      <w:r>
-        <w:rPr>
-          <w:b w:val="0"/>
-          <w:i w:val="0"/>
-          <w:sz w:val="20"/>
-          <w:u w:val="none"/>
-        </w:rPr>
-        <w:t>в) Органы, предусмотренные для его выполнения: FIB, LSCSD, LSPD, SANG, USSS.</w:t>
-      </w:r>
-    </w:p>
-    <w:p>
-      <w:pPr>
-        <w:spacing w:after="0" w:before="0"/>
-        <w:ind w:left="567"/>
-        <w:shd w:val="clear" w:color="auto" w:fill="F2F2F2"/>
-        <w:pBdr>
-          <w:left w:val="single" w:sz="18" w:space="4" w:color="7F7F7F"/>
-        </w:pBdr>
-      </w:pPr>
-      <w:r>
-        <w:rPr>
-          <w:b w:val="0"/>
-          <w:i w:val="0"/>
-          <w:sz w:val="20"/>
-          <w:u w:val="none"/>
-        </w:rPr>
-      </w:r>
-    </w:p>
-    <w:p>
-      <w:pPr>
-        <w:spacing w:after="0" w:before="0"/>
-        <w:ind w:left="567"/>
-        <w:shd w:val="clear" w:color="auto" w:fill="F2F2F2"/>
-        <w:pBdr>
-          <w:left w:val="single" w:sz="18" w:space="4" w:color="7F7F7F"/>
-        </w:pBdr>
-      </w:pPr>
-      <w:r>
-        <w:rPr>
-          <w:b w:val="0"/>
-          <w:i w:val="0"/>
-          <w:sz w:val="20"/>
-          <w:u w:val="none"/>
-        </w:rPr>
-        <w:t>ч. 8 Ордер Suspension of Immunity</w:t>
-      </w:r>
-    </w:p>
-    <w:p>
-      <w:pPr>
-        <w:spacing w:after="0" w:before="0"/>
-        <w:ind w:left="567"/>
-        <w:shd w:val="clear" w:color="auto" w:fill="F2F2F2"/>
-        <w:pBdr>
-          <w:left w:val="single" w:sz="18" w:space="4" w:color="7F7F7F"/>
-        </w:pBdr>
-      </w:pPr>
-      <w:r>
-        <w:rPr>
-          <w:b w:val="0"/>
-          <w:i w:val="0"/>
-          <w:sz w:val="20"/>
-          <w:u w:val="none"/>
-        </w:rPr>
-        <w:t>а) Suspension of Immunity (Далее SI) - ордер, позволяющий приостановить статус неприкосновенности у лица, обладающего таковым. Ордер может быть авторизован только в случае, если лицо, в отношении которого он авторизуется, было задержано сотрудником правоохранительного органа за совершение неприкосновенным лицом преступления, связанного с посягательством на чью-либо жизнь;</w:t>
-      </w:r>
-    </w:p>
-    <w:p>
-      <w:pPr>
-        <w:spacing w:after="0" w:before="0"/>
-        <w:ind w:left="567"/>
-        <w:shd w:val="clear" w:color="auto" w:fill="F2F2F2"/>
-        <w:pBdr>
-          <w:left w:val="single" w:sz="18" w:space="4" w:color="7F7F7F"/>
-        </w:pBdr>
-      </w:pPr>
-      <w:r>
-        <w:rPr>
-          <w:b w:val="0"/>
-          <w:i w:val="0"/>
-          <w:sz w:val="20"/>
-          <w:u w:val="none"/>
-        </w:rPr>
-        <w:t>б) SI ордер не может быть авторизован в отношении Губернатора, Генерального прокурора, Председателя Верховного суда, Руководителей государственных организаций.</w:t>
-      </w:r>
-    </w:p>
-    <w:p>
-      <w:pPr>
-        <w:spacing w:after="0" w:before="0"/>
-        <w:ind w:left="567"/>
-        <w:shd w:val="clear" w:color="auto" w:fill="F2F2F2"/>
-        <w:pBdr>
-          <w:left w:val="single" w:sz="18" w:space="4" w:color="7F7F7F"/>
-        </w:pBdr>
-      </w:pPr>
-      <w:r>
-        <w:rPr>
-          <w:b w:val="0"/>
-          <w:i w:val="0"/>
-          <w:sz w:val="20"/>
-          <w:u w:val="none"/>
-        </w:rPr>
-        <w:t>в) SI ордер может быть выдан: Губернатором штата San-Andreas, Вице-Губернатором штата San-Andreas, Генеральным прокурором штата San-Andreas и его заместителями, Верховным судом.</w:t>
-      </w:r>
-    </w:p>
-    <w:p>
-      <w:pPr>
-        <w:spacing w:after="0" w:before="0"/>
-        <w:ind w:left="567"/>
-        <w:shd w:val="clear" w:color="auto" w:fill="F2F2F2"/>
-        <w:pBdr>
-          <w:left w:val="single" w:sz="18" w:space="4" w:color="7F7F7F"/>
-        </w:pBdr>
-      </w:pPr>
-      <w:r>
-        <w:rPr>
-          <w:b w:val="0"/>
-          <w:i w:val="0"/>
-          <w:sz w:val="20"/>
-          <w:u w:val="none"/>
-        </w:rPr>
-        <w:t>г) Решения Генерального прокурора и его заместителей о выдаче SI оформляются письменным мотивированным распоряжением с указанием оснований, срока и мер процессуального принуждения.</w:t>
-      </w:r>
-    </w:p>
-    <w:p>
-      <w:pPr>
-        <w:spacing w:after="0" w:before="0"/>
-        <w:ind w:left="567"/>
-        <w:shd w:val="clear" w:color="auto" w:fill="F2F2F2"/>
-        <w:pBdr>
-          <w:left w:val="single" w:sz="18" w:space="4" w:color="7F7F7F"/>
-        </w:pBdr>
-      </w:pPr>
-      <w:r>
-        <w:rPr>
-          <w:b w:val="0"/>
-          <w:i w:val="0"/>
-          <w:sz w:val="20"/>
-          <w:u w:val="none"/>
-        </w:rPr>
-      </w:r>
-    </w:p>
-    <w:p>
-      <w:pPr>
-        <w:spacing w:after="0" w:before="0"/>
-        <w:ind w:left="567"/>
-        <w:shd w:val="clear" w:color="auto" w:fill="F2F2F2"/>
-        <w:pBdr>
-          <w:left w:val="single" w:sz="18" w:space="4" w:color="7F7F7F"/>
-        </w:pBdr>
-      </w:pPr>
-      <w:r>
-        <w:rPr>
-          <w:b w:val="0"/>
-          <w:i w:val="0"/>
-          <w:sz w:val="20"/>
-          <w:u w:val="none"/>
-        </w:rPr>
-        <w:t>ч. 9 Ордер: Removal of Immunity</w:t>
-      </w:r>
-    </w:p>
-    <w:p>
-      <w:pPr>
-        <w:spacing w:after="0" w:before="0"/>
-        <w:ind w:left="567"/>
-        <w:shd w:val="clear" w:color="auto" w:fill="F2F2F2"/>
-        <w:pBdr>
-          <w:left w:val="single" w:sz="18" w:space="4" w:color="7F7F7F"/>
-        </w:pBdr>
-      </w:pPr>
-      <w:r>
-        <w:rPr>
-          <w:b w:val="0"/>
-          <w:i w:val="0"/>
-          <w:sz w:val="20"/>
-          <w:u w:val="none"/>
-        </w:rPr>
-        <w:t>а) Removal of Immunity (Далее RI) - ордер, позволяющий снять статус неприкосновенности у лица, обладающего таковым.</w:t>
-      </w:r>
-    </w:p>
-    <w:p>
-      <w:pPr>
-        <w:spacing w:after="0" w:before="0"/>
-        <w:ind w:left="567"/>
-        <w:shd w:val="clear" w:color="auto" w:fill="F2F2F2"/>
-        <w:pBdr>
-          <w:left w:val="single" w:sz="18" w:space="4" w:color="7F7F7F"/>
-        </w:pBdr>
-      </w:pPr>
-      <w:r>
-        <w:rPr>
-          <w:b w:val="0"/>
-          <w:i w:val="0"/>
-          <w:sz w:val="20"/>
-          <w:u w:val="none"/>
-        </w:rPr>
-        <w:t>б) RI ордер может быть выдан: Губернатором штата San-Andreas, Вице-Губернатором штата San-Andreas, Генеральным прокурором штата San-Andreas и его заместителями, а также судом.</w:t>
-      </w:r>
-    </w:p>
-    <w:p>
-      <w:pPr>
-        <w:spacing w:after="0" w:before="0"/>
-        <w:ind w:left="567"/>
-        <w:shd w:val="clear" w:color="auto" w:fill="F2F2F2"/>
-        <w:pBdr>
-          <w:left w:val="single" w:sz="18" w:space="4" w:color="7F7F7F"/>
-        </w:pBdr>
-      </w:pPr>
-      <w:r>
-        <w:rPr>
-          <w:b/>
-          <w:i/>
-          <w:color w:val="404040"/>
-          <w:sz w:val="20"/>
-          <w:u w:val="none"/>
-        </w:rPr>
-        <w:t>▸ Ссылка «статьями 6 и 7 закона «О системе ордеров штата San-Andreas»» → ст. 7 — Закон «О системе ордеров штата San-Andreas» (172.txt), в редакции настоящего законопроекта (ACT. 002)</w:t>
-      </w:r>
-      <w:r>
-        <w:rPr>
-          <w:b/>
-          <w:i/>
-          <w:color w:val="404040"/>
-          <w:sz w:val="20"/>
-          <w:u w:val="none"/>
-        </w:rPr>
-        <w:t>:</w:t>
-      </w:r>
-    </w:p>
-    <w:p>
-      <w:pPr>
-        <w:spacing w:after="0" w:before="0"/>
-        <w:ind w:left="567"/>
-        <w:shd w:val="clear" w:color="auto" w:fill="F2F2F2"/>
-        <w:pBdr>
-          <w:left w:val="single" w:sz="18" w:space="4" w:color="7F7F7F"/>
-        </w:pBdr>
-      </w:pPr>
-      <w:r>
-        <w:rPr>
-          <w:b w:val="0"/>
-          <w:i w:val="0"/>
-          <w:sz w:val="20"/>
-          <w:u w:val="none"/>
-        </w:rPr>
-        <w:t>Статья 7. Особый порядок авторизации ордеров Access to Investigation и Arrest and Search в отношении отдельных должностных лиц.</w:t>
-      </w:r>
-    </w:p>
-    <w:p>
-      <w:pPr>
-        <w:spacing w:after="0" w:before="0"/>
-        <w:ind w:left="567"/>
-        <w:shd w:val="clear" w:color="auto" w:fill="F2F2F2"/>
-        <w:pBdr>
-          <w:left w:val="single" w:sz="18" w:space="4" w:color="7F7F7F"/>
-        </w:pBdr>
-      </w:pPr>
-      <w:r>
-        <w:rPr>
-          <w:b w:val="0"/>
-          <w:i w:val="0"/>
-          <w:sz w:val="20"/>
-          <w:u w:val="none"/>
-        </w:rPr>
-        <w:t>ч. 1 Порядок авторизации ордера Access to Investigation (AI).</w:t>
-      </w:r>
-    </w:p>
-    <w:p>
-      <w:pPr>
-        <w:spacing w:after="0" w:before="0"/>
-        <w:ind w:left="567"/>
-        <w:shd w:val="clear" w:color="auto" w:fill="F2F2F2"/>
-        <w:pBdr>
-          <w:left w:val="single" w:sz="18" w:space="4" w:color="7F7F7F"/>
-        </w:pBdr>
-      </w:pPr>
-      <w:r>
-        <w:rPr>
-          <w:b w:val="0"/>
-          <w:i w:val="0"/>
-          <w:sz w:val="20"/>
-          <w:u w:val="none"/>
-        </w:rPr>
-        <w:t>а) Для проведения расследования в отношении Генерального Прокурора, требуется ордер Access to Investigation (AI), выданный Губернатором, Вице-Губернатором или Верховным Судом;</w:t>
-      </w:r>
-    </w:p>
-    <w:p>
-      <w:pPr>
-        <w:spacing w:after="0" w:before="0"/>
-        <w:ind w:left="567"/>
-        <w:shd w:val="clear" w:color="auto" w:fill="F2F2F2"/>
-        <w:pBdr>
-          <w:left w:val="single" w:sz="18" w:space="4" w:color="7F7F7F"/>
-        </w:pBdr>
-      </w:pPr>
-      <w:r>
-        <w:rPr>
-          <w:b w:val="0"/>
-          <w:i w:val="0"/>
-          <w:sz w:val="20"/>
-          <w:u w:val="none"/>
-        </w:rPr>
-        <w:t>б) Для проведения расследования в отношении судьи, требуется ордер Access to Investigation (AI), выданный Губернатором, Генеральным Прокурором или Верховным Судом;</w:t>
-      </w:r>
-    </w:p>
-    <w:p>
-      <w:pPr>
-        <w:spacing w:after="0" w:before="0"/>
-        <w:ind w:left="567"/>
-        <w:shd w:val="clear" w:color="auto" w:fill="F2F2F2"/>
-        <w:pBdr>
-          <w:left w:val="single" w:sz="18" w:space="4" w:color="7F7F7F"/>
-        </w:pBdr>
-      </w:pPr>
-      <w:r>
-        <w:rPr>
-          <w:b w:val="0"/>
-          <w:i w:val="0"/>
-          <w:sz w:val="20"/>
-          <w:u w:val="none"/>
-        </w:rPr>
-        <w:t>в) Для проведения расследования в отношении Губернатора требуется ордер Access to Investigation (AI) выданный Вице-Губернатором, Генеральным Прокурором или Верховным судом;</w:t>
-      </w:r>
-    </w:p>
-    <w:p>
-      <w:pPr>
-        <w:spacing w:after="0" w:before="0"/>
-        <w:ind w:left="567"/>
-        <w:shd w:val="clear" w:color="auto" w:fill="F2F2F2"/>
-        <w:pBdr>
-          <w:left w:val="single" w:sz="18" w:space="4" w:color="7F7F7F"/>
-        </w:pBdr>
-      </w:pPr>
-      <w:r>
-        <w:rPr>
-          <w:b w:val="0"/>
-          <w:i w:val="0"/>
-          <w:sz w:val="20"/>
-          <w:u w:val="none"/>
-        </w:rPr>
-        <w:t>г) Для проведения расследования в отношении Вице-Губернатора требуется ордер Access to Investigation (AI) выданный Губернатором, Генеральным Прокурором или судьей Верховного суда;</w:t>
-      </w:r>
-    </w:p>
-    <w:p>
-      <w:pPr>
-        <w:spacing w:after="0" w:before="0"/>
-        <w:ind w:left="567"/>
-        <w:shd w:val="clear" w:color="auto" w:fill="F2F2F2"/>
-        <w:pBdr>
-          <w:left w:val="single" w:sz="18" w:space="4" w:color="7F7F7F"/>
-        </w:pBdr>
-      </w:pPr>
-      <w:r>
-        <w:rPr>
-          <w:b w:val="0"/>
-          <w:i w:val="0"/>
-          <w:sz w:val="20"/>
-          <w:u w:val="none"/>
-        </w:rPr>
-        <w:t>д) Для проведения расследования в отношении Председателя Верховного суда требуется ордер Access to Investigation (AI) выданный Губернатором.</w:t>
-      </w:r>
-    </w:p>
-    <w:p>
-      <w:pPr>
-        <w:spacing w:after="0" w:before="0"/>
-        <w:ind w:left="567"/>
-        <w:shd w:val="clear" w:color="auto" w:fill="F2F2F2"/>
-        <w:pBdr>
-          <w:left w:val="single" w:sz="18" w:space="4" w:color="7F7F7F"/>
-        </w:pBdr>
-      </w:pPr>
-      <w:r>
-        <w:rPr>
-          <w:b w:val="0"/>
-          <w:i w:val="0"/>
-          <w:sz w:val="20"/>
-          <w:u w:val="none"/>
-        </w:rPr>
-        <w:t>е) Для проведения расследования в отношении спикера Сената штата Сан-Андреас требуется ордер Access to Investigation (AI), выданный Генеральным Прокурором, Губернатором или Верховным судом;</w:t>
-      </w:r>
-    </w:p>
-    <w:p>
-      <w:pPr>
-        <w:spacing w:after="0" w:before="0"/>
-        <w:ind w:left="567"/>
-        <w:shd w:val="clear" w:color="auto" w:fill="F2F2F2"/>
-        <w:pBdr>
-          <w:left w:val="single" w:sz="18" w:space="4" w:color="7F7F7F"/>
-        </w:pBdr>
-      </w:pPr>
-      <w:r>
-        <w:rPr>
-          <w:b w:val="0"/>
-          <w:i w:val="0"/>
-          <w:sz w:val="20"/>
-          <w:u w:val="none"/>
-        </w:rPr>
-      </w:r>
-    </w:p>
-    <w:p>
-      <w:pPr>
-        <w:spacing w:after="0" w:before="0"/>
-        <w:ind w:left="567"/>
-        <w:shd w:val="clear" w:color="auto" w:fill="F2F2F2"/>
-        <w:pBdr>
-          <w:left w:val="single" w:sz="18" w:space="4" w:color="7F7F7F"/>
-        </w:pBdr>
-      </w:pPr>
-      <w:r>
-        <w:rPr>
-          <w:b w:val="0"/>
-          <w:i w:val="0"/>
-          <w:sz w:val="20"/>
-          <w:u w:val="none"/>
-        </w:rPr>
-        <w:t>ч. 2 После получения соответствующего ордера Access to Investigation (AI), уполномоченные сотрудники следственных органов возбуждают уголовное дело или дело об административном правонарушении, в рамках которого должно быть доказано наличие нарушений Уголовного или Административного кодекса штата Сан-Андреас.</w:t>
-      </w:r>
-    </w:p>
-    <w:p>
-      <w:pPr>
-        <w:spacing w:after="0" w:before="0"/>
-        <w:ind w:left="567"/>
-        <w:shd w:val="clear" w:color="auto" w:fill="F2F2F2"/>
-        <w:pBdr>
-          <w:left w:val="single" w:sz="18" w:space="4" w:color="7F7F7F"/>
-        </w:pBdr>
-      </w:pPr>
-      <w:r>
-        <w:rPr>
-          <w:b w:val="0"/>
-          <w:i w:val="0"/>
-          <w:sz w:val="20"/>
-          <w:u w:val="none"/>
-        </w:rPr>
-        <w:t>ч. 3 В случае, если ордер на проведение расследования в отношении лица, обладающего статусом неприкосновенности, был получен от Верховного суда, то уголовное дело или дело об административном правонарушении по факту проведенного расследования передается в Верховный суд в порядке, предусмотренном законами штата, в ходе которого судом разрешается вопрос о виновности лица и привлечения его к ответственности.</w:t>
-      </w:r>
-    </w:p>
-    <w:p>
-      <w:pPr>
-        <w:spacing w:after="0" w:before="0"/>
-        <w:ind w:left="567"/>
-        <w:shd w:val="clear" w:color="auto" w:fill="F2F2F2"/>
-        <w:pBdr>
-          <w:left w:val="single" w:sz="18" w:space="4" w:color="7F7F7F"/>
-        </w:pBdr>
-      </w:pPr>
-      <w:r>
-        <w:rPr>
-          <w:b w:val="0"/>
-          <w:i w:val="0"/>
-          <w:sz w:val="20"/>
-          <w:u w:val="none"/>
-        </w:rPr>
-        <w:t>ч. 4 В случае если вина лица, обладающего статусом неприкосновенности, доказана материалами дела, ордер на арест (ордер типа Arrest and Search, AS) выдаётся в следующем порядке:</w:t>
-      </w:r>
-    </w:p>
-    <w:p>
-      <w:pPr>
-        <w:spacing w:after="0" w:before="0"/>
-        <w:ind w:left="567"/>
-        <w:shd w:val="clear" w:color="auto" w:fill="F2F2F2"/>
-        <w:pBdr>
-          <w:left w:val="single" w:sz="18" w:space="4" w:color="7F7F7F"/>
-        </w:pBdr>
-      </w:pPr>
-      <w:r>
-        <w:rPr>
-          <w:b w:val="0"/>
-          <w:i w:val="0"/>
-          <w:sz w:val="20"/>
-          <w:u w:val="none"/>
-        </w:rPr>
-        <w:t>а) Ордер на арест Генерального прокурора выдает Вице-Губернатор, Губернатор, Суд;</w:t>
-      </w:r>
-    </w:p>
-    <w:p>
-      <w:pPr>
-        <w:spacing w:after="0" w:before="0"/>
-        <w:ind w:left="567"/>
-        <w:shd w:val="clear" w:color="auto" w:fill="F2F2F2"/>
-        <w:pBdr>
-          <w:left w:val="single" w:sz="18" w:space="4" w:color="7F7F7F"/>
-        </w:pBdr>
-      </w:pPr>
-      <w:r>
-        <w:rPr>
-          <w:b w:val="0"/>
-          <w:i w:val="0"/>
-          <w:sz w:val="20"/>
-          <w:u w:val="none"/>
-        </w:rPr>
-        <w:t>б) Ордер на арест Вице-Губернатора выдает Губернатор, Генеральный прокурор, Суд;</w:t>
-      </w:r>
-    </w:p>
-    <w:p>
-      <w:pPr>
-        <w:spacing w:after="0" w:before="0"/>
-        <w:ind w:left="567"/>
-        <w:shd w:val="clear" w:color="auto" w:fill="F2F2F2"/>
-        <w:pBdr>
-          <w:left w:val="single" w:sz="18" w:space="4" w:color="7F7F7F"/>
-        </w:pBdr>
-      </w:pPr>
-      <w:r>
-        <w:rPr>
-          <w:b w:val="0"/>
-          <w:i w:val="0"/>
-          <w:sz w:val="20"/>
-          <w:u w:val="none"/>
-        </w:rPr>
-        <w:t>в) Ордер на арест судьи Губернатор или верховный суд;</w:t>
-      </w:r>
-    </w:p>
-    <w:p>
-      <w:pPr>
-        <w:spacing w:after="0" w:before="0"/>
-        <w:ind w:left="567"/>
-        <w:shd w:val="clear" w:color="auto" w:fill="F2F2F2"/>
-        <w:pBdr>
-          <w:left w:val="single" w:sz="18" w:space="4" w:color="7F7F7F"/>
-        </w:pBdr>
-      </w:pPr>
-      <w:r>
-        <w:rPr>
-          <w:b w:val="0"/>
-          <w:i w:val="0"/>
-          <w:sz w:val="20"/>
-          <w:u w:val="none"/>
-        </w:rPr>
-        <w:t>г) Ордер на арест спикера Сената выдает Верховный суд;</w:t>
-      </w:r>
-    </w:p>
-    <w:p>
-      <w:pPr>
-        <w:spacing w:after="0" w:before="0"/>
-        <w:ind w:left="567"/>
-        <w:shd w:val="clear" w:color="auto" w:fill="F2F2F2"/>
-        <w:pBdr>
-          <w:left w:val="single" w:sz="18" w:space="4" w:color="7F7F7F"/>
-        </w:pBdr>
-      </w:pPr>
-      <w:r>
-        <w:rPr>
-          <w:b w:val="0"/>
-          <w:i w:val="0"/>
-          <w:sz w:val="20"/>
-          <w:u w:val="none"/>
-        </w:rPr>
-        <w:t>д) Ордер на арест Губернатора, Шефа LSPD, Шерифа LSCSD, Директора FIB, Генерала SANG, Главного врача EMS, Директора USSS, Директора WN и Главы Коллегии Адвокатов выдаёт Верховный суд;</w:t>
-      </w:r>
-    </w:p>
-    <w:p>
-      <w:pPr>
-        <w:spacing w:after="0" w:before="0"/>
-        <w:ind w:left="567"/>
-        <w:shd w:val="clear" w:color="auto" w:fill="F2F2F2"/>
-        <w:pBdr>
-          <w:left w:val="single" w:sz="18" w:space="4" w:color="7F7F7F"/>
-        </w:pBdr>
-      </w:pPr>
-      <w:r>
-        <w:rPr>
-          <w:b w:val="0"/>
-          <w:i w:val="0"/>
-          <w:sz w:val="20"/>
-          <w:u w:val="none"/>
-        </w:rPr>
-        <w:t>е) Ордер на арест остальных лиц, обладающих статусом неприкосновенности выдает Генеральный Прокурор и его заместители, Губернатор, Вице-Губернатор, Суд.</w:t>
-      </w:r>
-    </w:p>
-    <w:p>
-      <w:pPr>
-        <w:spacing w:after="40"/>
-      </w:pPr>
-      <w:r>
-        <w:rPr>
-          <w:b w:val="0"/>
-          <w:i w:val="0"/>
-          <w:u w:val="none"/>
-        </w:rPr>
-        <w:t>в) Указанные лица, ознакомившись с материалами, доказывающими совершение преступления, принимают решение о выдаче ордера SI и (или) ордера AS и о проведении дальнейшей процедуры в соответствии с Процессуальным кодексом штата San-Andreas. Если в течение 1 часа с момента задержания ордер не выдан, задержанное лицо подлежит освобождению, а материалы передаются в ОГП;</w:t>
-      </w:r>
-    </w:p>
-    <w:p>
-      <w:pPr>
-        <w:spacing w:after="40"/>
-      </w:pPr>
-    </w:p>
-    <w:p>
-      <w:pPr>
-        <w:spacing w:after="40"/>
-      </w:pPr>
-      <w:r>
-        <w:rPr>
-          <w:b w:val="0"/>
-          <w:i w:val="0"/>
-          <w:u w:val="none"/>
-        </w:rPr>
-        <w:t>Примечание: Обыск неприкосновенного лица и его транспортного средства до выдачи ордера AS ограничивается первичным обыском в целях обнаружения оружия и предметов опасности, который производится сотрудником LSPD, LSCSD или FIB; сотрудники USSS и военнослужащие SANG изъятие не производят (</w:t>
-      </w:r>
-      <w:r>
-        <w:rPr>
-          <w:b w:val="0"/>
-          <w:i w:val="0"/>
-          <w:color w:val="1F3A93"/>
-          <w:u w:val="single"/>
-        </w:rPr>
-        <w:t>часть 8 статьи 17.3 Процессуального кодекса штата San-Andreas</w:t>
-      </w:r>
-      <w:r>
-        <w:rPr>
-          <w:b w:val="0"/>
-          <w:i w:val="0"/>
-          <w:u w:val="none"/>
-        </w:rPr>
-        <w:t>).</w:t>
-      </w:r>
-    </w:p>
-    <w:p>
-      <w:pPr>
-        <w:spacing w:after="0" w:before="0"/>
-        <w:ind w:left="567"/>
-        <w:shd w:val="clear" w:color="auto" w:fill="F2F2F2"/>
-        <w:pBdr>
-          <w:left w:val="single" w:sz="18" w:space="4" w:color="7F7F7F"/>
-        </w:pBdr>
-      </w:pPr>
-      <w:r>
-        <w:rPr>
-          <w:b/>
-          <w:i/>
-          <w:color w:val="404040"/>
-          <w:sz w:val="20"/>
-          <w:u w:val="none"/>
-        </w:rPr>
-        <w:t>▸ Ссылка «часть 8 статьи 17.3 Процессуального кодекса штата San-Andreas» → ч. 8 ст. 17.3 — Процессуальный кодекс штата San-Andreas (145.txt), новая статья, в редакции ACT. 001</w:t>
-      </w:r>
-      <w:r>
-        <w:rPr>
-          <w:b/>
-          <w:i/>
-          <w:color w:val="404040"/>
-          <w:sz w:val="20"/>
-          <w:u w:val="none"/>
-        </w:rPr>
-        <w:t>:</w:t>
-      </w:r>
-    </w:p>
-    <w:p>
-      <w:pPr>
-        <w:spacing w:after="0" w:before="0"/>
-        <w:ind w:left="567"/>
-        <w:shd w:val="clear" w:color="auto" w:fill="F2F2F2"/>
-        <w:pBdr>
-          <w:left w:val="single" w:sz="18" w:space="4" w:color="7F7F7F"/>
-        </w:pBdr>
-      </w:pPr>
-      <w:r>
-        <w:rPr>
-          <w:b w:val="0"/>
-          <w:i w:val="0"/>
-          <w:sz w:val="20"/>
-          <w:u w:val="none"/>
-        </w:rPr>
-        <w:t>Статья 17.3. Задержание с передачей задержанного (военнослужащими SANG, сотрудниками USSS и WN)</w:t>
-      </w:r>
-    </w:p>
-    <w:p>
-      <w:pPr>
-        <w:spacing w:after="0" w:before="0"/>
-        <w:ind w:left="567"/>
-        <w:shd w:val="clear" w:color="auto" w:fill="F2F2F2"/>
-        <w:pBdr>
-          <w:left w:val="single" w:sz="18" w:space="4" w:color="7F7F7F"/>
-        </w:pBdr>
-      </w:pPr>
-      <w:r>
-        <w:rPr>
-          <w:b w:val="0"/>
-          <w:i w:val="0"/>
-          <w:sz w:val="20"/>
-          <w:u w:val="none"/>
-        </w:rPr>
-        <w:t>ч. 8. Военнослужащие SANG, сотрудники USSS и сотрудники WN процессуальное изъятие оружия, боеприпасов, спецсредств и иных предметов у задержанных лиц не производят. Право на процессуальное изъятие оружия, боеприпасов, спецсредств и нелегальных предметов принадлежит исключительно сотрудникам LSPD, LSCSD и FIB и реализуется на стадии ареста при проведении вторичного обыска перед водворением в КПЗ или Федеральную Тюрьму в порядке статей 25 и 27 настоящего Кодекса.</w:t>
+          <w:u w:val="none"/>
+        </w:rPr>
+        <w:t>Примечание: Обыск неприкосновенного лица и его транспортного средства до выдачи ордера AS ограничивается первичным обыском в целях обнаружения оружия и предметов опасности, который производится сотрудником LSPD, LSCSD или FIB; сотрудники USSS и военнослужащие SANG изъятие не производят в соответствии с действующим законодательством штата San-Andreas.</w:t>
       </w:r>
     </w:p>
     <w:p>

--- a/Законы/Измененные_ACT/ACT. 002 — Развёрнутая редакция для чтения.docx
+++ b/Законы/Измененные_ACT/ACT. 002 — Развёрнутая редакция для чтения.docx
@@ -4619,168 +4619,7 @@
           <w:i w:val="0"/>
           <w:u w:val="none"/>
         </w:rPr>
-        <w:t xml:space="preserve">ч. 5 Исполнение ордера, действие которого приостановлено или отозвано, влечет признание полученных доказательств недопустимыми в порядке </w:t>
-      </w:r>
-      <w:r>
-        <w:rPr>
-          <w:b w:val="0"/>
-          <w:i w:val="0"/>
-          <w:color w:val="1F3A93"/>
-          <w:u w:val="single"/>
-        </w:rPr>
-        <w:t>статьи 12 Процессуального кодекса штата Сан-Андреас</w:t>
-      </w:r>
-      <w:r>
-        <w:rPr>
-          <w:b w:val="0"/>
-          <w:i w:val="0"/>
-          <w:u w:val="none"/>
-        </w:rPr>
-        <w:t>, а также ответственность, предусмотренную законодательством штата Сан-Андреас.</w:t>
-      </w:r>
-    </w:p>
-    <w:p>
-      <w:pPr>
-        <w:spacing w:after="0" w:before="0"/>
-        <w:ind w:left="567"/>
-        <w:shd w:val="clear" w:color="auto" w:fill="F2F2F2"/>
-        <w:pBdr>
-          <w:left w:val="single" w:sz="18" w:space="4" w:color="7F7F7F"/>
-        </w:pBdr>
-      </w:pPr>
-      <w:r>
-        <w:rPr>
-          <w:b/>
-          <w:i/>
-          <w:color w:val="404040"/>
-          <w:sz w:val="20"/>
-          <w:u w:val="none"/>
-        </w:rPr>
-        <w:t>▸ Ссылка «статьи 12 Процессуального кодекса штата Сан-Андреас» → ст. 12 — Процессуальный кодекс штата San-Andreas (145.txt), действующая редакция</w:t>
-      </w:r>
-      <w:r>
-        <w:rPr>
-          <w:b/>
-          <w:i/>
-          <w:color w:val="404040"/>
-          <w:sz w:val="20"/>
-          <w:u w:val="none"/>
-        </w:rPr>
-        <w:t>:</w:t>
-      </w:r>
-    </w:p>
-    <w:p>
-      <w:pPr>
-        <w:spacing w:after="0" w:before="0"/>
-        <w:ind w:left="567"/>
-        <w:shd w:val="clear" w:color="auto" w:fill="F2F2F2"/>
-        <w:pBdr>
-          <w:left w:val="single" w:sz="18" w:space="4" w:color="7F7F7F"/>
-        </w:pBdr>
-      </w:pPr>
-      <w:r>
-        <w:rPr>
-          <w:b w:val="0"/>
-          <w:i w:val="0"/>
-          <w:sz w:val="20"/>
-          <w:u w:val="none"/>
-        </w:rPr>
-        <w:t>Статья 12. Недопустимые доказательства</w:t>
-      </w:r>
-    </w:p>
-    <w:p>
-      <w:pPr>
-        <w:spacing w:after="0" w:before="0"/>
-        <w:ind w:left="567"/>
-        <w:shd w:val="clear" w:color="auto" w:fill="F2F2F2"/>
-        <w:pBdr>
-          <w:left w:val="single" w:sz="18" w:space="4" w:color="7F7F7F"/>
-        </w:pBdr>
-      </w:pPr>
-      <w:r>
-        <w:rPr>
-          <w:b w:val="0"/>
-          <w:i w:val="0"/>
-          <w:sz w:val="20"/>
-          <w:u w:val="none"/>
-        </w:rPr>
-        <w:t>ч. 1. Доказательства, полученные с нарушением требований настоящего Кодекса, являются недопустимыми. Недопустимые доказательства не имеют юридической силы и не могут быть положены в основу обвинения, а также использоваться для доказывания любого из обстоятельств.</w:t>
-      </w:r>
-    </w:p>
-    <w:p>
-      <w:pPr>
-        <w:spacing w:after="0" w:before="0"/>
-        <w:ind w:left="567"/>
-        <w:shd w:val="clear" w:color="auto" w:fill="F2F2F2"/>
-        <w:pBdr>
-          <w:left w:val="single" w:sz="18" w:space="4" w:color="7F7F7F"/>
-        </w:pBdr>
-      </w:pPr>
-      <w:r>
-        <w:rPr>
-          <w:b w:val="0"/>
-          <w:i w:val="0"/>
-          <w:sz w:val="20"/>
-          <w:u w:val="none"/>
-        </w:rPr>
-        <w:t>ч. 2. К недопустимым доказательствам относятся:</w:t>
-      </w:r>
-    </w:p>
-    <w:p>
-      <w:pPr>
-        <w:spacing w:after="0" w:before="0"/>
-        <w:ind w:left="567"/>
-        <w:shd w:val="clear" w:color="auto" w:fill="F2F2F2"/>
-        <w:pBdr>
-          <w:left w:val="single" w:sz="18" w:space="4" w:color="7F7F7F"/>
-        </w:pBdr>
-      </w:pPr>
-      <w:r>
-        <w:rPr>
-          <w:b w:val="0"/>
-          <w:i w:val="0"/>
-          <w:sz w:val="20"/>
-          <w:u w:val="none"/>
-        </w:rPr>
-        <w:t>а) любая информация, полученная от задержанного в ходе допроса до того, как ему были зачитаны его права, даже если есть звуко или видеозапись где обвиняемый дает показания против себя.</w:t>
-      </w:r>
-    </w:p>
-    <w:p>
-      <w:pPr>
-        <w:spacing w:after="0" w:before="0"/>
-        <w:ind w:left="567"/>
-        <w:shd w:val="clear" w:color="auto" w:fill="F2F2F2"/>
-        <w:pBdr>
-          <w:left w:val="single" w:sz="18" w:space="4" w:color="7F7F7F"/>
-        </w:pBdr>
-      </w:pPr>
-      <w:r>
-        <w:rPr>
-          <w:b w:val="0"/>
-          <w:i w:val="0"/>
-          <w:sz w:val="20"/>
-          <w:u w:val="none"/>
-        </w:rPr>
-        <w:t>б) показания потерпевшего, свидетеля, основанные на догадке, предположении, слухе, а также показания свидетеля, который не может указать источник своей осведомленности;</w:t>
-      </w:r>
-    </w:p>
-    <w:p>
-      <w:pPr>
-        <w:spacing w:after="0" w:before="0"/>
-        <w:ind w:left="567"/>
-        <w:shd w:val="clear" w:color="auto" w:fill="F2F2F2"/>
-        <w:pBdr>
-          <w:left w:val="single" w:sz="18" w:space="4" w:color="7F7F7F"/>
-        </w:pBdr>
-      </w:pPr>
-      <w:r>
-        <w:rPr>
-          <w:b w:val="0"/>
-          <w:i w:val="0"/>
-          <w:sz w:val="20"/>
-          <w:u w:val="none"/>
-        </w:rPr>
-        <w:t>в) улики добытые незаконным путем, когда были нарушены положения действующих нормативно-правовых актов (изъятие орудия без ордера на обыск личного транспорта, изъятие незаконных вещей у лица с неприкосновенностью без судебного решения или ордера Генерального Прокурора о снятии неприкосновенности, информация, которая получена с нарушением порядка проведения конфиденциальной встречи и т.д.)</w:t>
+        <w:t>ч. 5 Исполнение ордера, действие которого приостановлено или отозвано, влечет признание полученных доказательств недопустимыми в порядке, установленном действующим законодательством штата San-Andreas, а также ответственность, предусмотренную законодательством штата Сан-Андреас.</w:t>
       </w:r>
     </w:p>
     <w:p>
